--- a/Opleverset_Project_5-6/Verslagen/Gebruikersonderzoek.docx
+++ b/Opleverset_Project_5-6/Verslagen/Gebruikersonderzoek.docx
@@ -133,6 +133,13 @@
     <w:p>
       <w:pPr>
         <w:rPr>
+          <w:lang w:val="nl-NL"/>
+        </w:rPr>
+      </w:pPr>
+    </w:p>
+    <w:p>
+      <w:pPr>
+        <w:rPr>
           <w:b/>
           <w:bCs/>
           <w:u w:val="single"/>
@@ -159,8 +166,16 @@
         <w:rPr>
           <w:lang w:val="nl-NL"/>
         </w:rPr>
-        <w:t>Dennis Zejnilovic</w:t>
-      </w:r>
+        <w:t xml:space="preserve">Dennis </w:t>
+      </w:r>
+      <w:proofErr w:type="spellStart"/>
+      <w:r>
+        <w:rPr>
+          <w:lang w:val="nl-NL"/>
+        </w:rPr>
+        <w:t>Zejnilovic</w:t>
+      </w:r>
+      <w:proofErr w:type="spellEnd"/>
       <w:r>
         <w:rPr>
           <w:lang w:val="nl-NL"/>
@@ -168,12 +183,65 @@
         <w:tab/>
         <w:t>1098617</w:t>
       </w:r>
-    </w:p>
-    <w:p>
-      <w:r>
+      <w:r>
+        <w:rPr>
+          <w:lang w:val="nl-NL"/>
+        </w:rPr>
+        <w:tab/>
+      </w:r>
+      <w:r>
+        <w:rPr>
+          <w:lang w:val="nl-NL"/>
+        </w:rPr>
+        <w:tab/>
+      </w:r>
+      <w:r>
+        <w:rPr>
+          <w:lang w:val="nl-NL"/>
+        </w:rPr>
+        <w:tab/>
+      </w:r>
+      <w:r>
+        <w:rPr>
+          <w:lang w:val="nl-NL"/>
+        </w:rPr>
+        <w:tab/>
+      </w:r>
+      <w:r>
+        <w:rPr>
+          <w:lang w:val="nl-NL"/>
+        </w:rPr>
+        <w:tab/>
+      </w:r>
+      <w:r>
+        <w:rPr>
+          <w:lang w:val="nl-NL"/>
+        </w:rPr>
+        <w:tab/>
+      </w:r>
+      <w:r>
+        <w:rPr>
+          <w:lang w:val="nl-NL"/>
+        </w:rPr>
+        <w:tab/>
+      </w:r>
+    </w:p>
+    <w:p>
+      <w:pPr>
+        <w:rPr>
+          <w:lang w:val="nl-NL"/>
+        </w:rPr>
+      </w:pPr>
+      <w:r>
+        <w:rPr>
+          <w:lang w:val="nl-NL"/>
+        </w:rPr>
         <w:t>Tom Heijmans</w:t>
       </w:r>
       <w:r>
+        <w:rPr>
+          <w:lang w:val="nl-NL"/>
+        </w:rPr>
         <w:tab/>
         <w:t>1079471</w:t>
       </w:r>
@@ -206,22 +274,30 @@
     </w:p>
     <w:p>
       <w:pPr>
-        <w:rPr>
-          <w:lang w:val="nl-NL"/>
-        </w:rPr>
-      </w:pPr>
+        <w:jc w:val="right"/>
+      </w:pPr>
+      <w:proofErr w:type="spellStart"/>
       <w:r>
         <w:rPr>
           <w:b/>
           <w:bCs/>
           <w:u w:val="single"/>
-          <w:lang w:val="nl-NL"/>
-        </w:rPr>
-        <w:t>Docenten:</w:t>
-      </w:r>
-    </w:p>
-    <w:p>
-      <w:pPr>
+        </w:rPr>
+        <w:t>Docenten</w:t>
+      </w:r>
+      <w:proofErr w:type="spellEnd"/>
+      <w:r>
+        <w:rPr>
+          <w:b/>
+          <w:bCs/>
+          <w:u w:val="single"/>
+        </w:rPr>
+        <w:t>:</w:t>
+      </w:r>
+    </w:p>
+    <w:p>
+      <w:pPr>
+        <w:jc w:val="right"/>
         <w:rPr>
           <w:lang w:val="nl-NL"/>
         </w:rPr>
@@ -243,6 +319,7 @@
     </w:p>
     <w:p>
       <w:pPr>
+        <w:jc w:val="right"/>
         <w:rPr>
           <w:lang w:val="nl-NL"/>
         </w:rPr>
@@ -253,50 +330,6 @@
         </w:rPr>
         <w:t>Wouter Bergmann Tiest</w:t>
       </w:r>
-      <w:r>
-        <w:rPr>
-          <w:lang w:val="nl-NL"/>
-        </w:rPr>
-        <w:tab/>
-      </w:r>
-      <w:r>
-        <w:rPr>
-          <w:lang w:val="nl-NL"/>
-        </w:rPr>
-        <w:tab/>
-      </w:r>
-      <w:r>
-        <w:rPr>
-          <w:lang w:val="nl-NL"/>
-        </w:rPr>
-        <w:tab/>
-      </w:r>
-      <w:r>
-        <w:rPr>
-          <w:lang w:val="nl-NL"/>
-        </w:rPr>
-        <w:tab/>
-      </w:r>
-      <w:r>
-        <w:rPr>
-          <w:lang w:val="nl-NL"/>
-        </w:rPr>
-        <w:tab/>
-      </w:r>
-      <w:r>
-        <w:rPr>
-          <w:lang w:val="nl-NL"/>
-        </w:rPr>
-        <w:tab/>
-      </w:r>
-    </w:p>
-    <w:p>
-      <w:pPr>
-        <w:jc w:val="center"/>
-        <w:rPr>
-          <w:lang w:val="nl-NL"/>
-        </w:rPr>
-      </w:pPr>
     </w:p>
     <w:p>
       <w:pPr>
@@ -323,13 +356,7 @@
         <w:rPr>
           <w:lang w:val="nl-NL"/>
         </w:rPr>
-        <w:t>Eerste gelegenhei</w:t>
-      </w:r>
-      <w:r>
-        <w:rPr>
-          <w:lang w:val="nl-NL"/>
-        </w:rPr>
-        <w:t>d</w:t>
+        <w:t>Eerste gelegenheid</w:t>
       </w:r>
     </w:p>
     <w:p>
@@ -343,6 +370,16 @@
     </w:p>
     <w:sdt>
       <w:sdtPr>
+        <w:rPr>
+          <w:rFonts w:asciiTheme="minorHAnsi" w:eastAsiaTheme="minorHAnsi" w:hAnsiTheme="minorHAnsi" w:cstheme="minorBidi"/>
+          <w:b w:val="0"/>
+          <w:bCs w:val="0"/>
+          <w:color w:val="auto"/>
+          <w:kern w:val="2"/>
+          <w:sz w:val="24"/>
+          <w:szCs w:val="24"/>
+          <w14:ligatures w14:val="standardContextual"/>
+        </w:rPr>
         <w:id w:val="200986620"/>
         <w:docPartObj>
           <w:docPartGallery w:val="Table of Contents"/>
@@ -351,19 +388,13 @@
       </w:sdtPr>
       <w:sdtEndPr>
         <w:rPr>
-          <w:rFonts w:asciiTheme="minorHAnsi" w:eastAsiaTheme="minorHAnsi" w:hAnsiTheme="minorHAnsi" w:cstheme="minorBidi"/>
           <w:noProof/>
-          <w:color w:val="auto"/>
-          <w:kern w:val="2"/>
-          <w:sz w:val="24"/>
-          <w:szCs w:val="24"/>
-          <w14:ligatures w14:val="standardContextual"/>
         </w:rPr>
       </w:sdtEndPr>
       <w:sdtContent>
         <w:p>
           <w:pPr>
-            <w:pStyle w:val="TOCHeading"/>
+            <w:pStyle w:val="Kopvaninhoudsopgave"/>
           </w:pPr>
           <w:proofErr w:type="spellStart"/>
           <w:r>
@@ -385,7 +416,7 @@
         </w:p>
         <w:p>
           <w:pPr>
-            <w:pStyle w:val="TOC1"/>
+            <w:pStyle w:val="Inhopg1"/>
             <w:tabs>
               <w:tab w:val="right" w:leader="dot" w:pos="9350"/>
             </w:tabs>
@@ -396,6 +427,7 @@
               <w:i w:val="0"/>
               <w:iCs w:val="0"/>
               <w:noProof/>
+              <w:lang w:val="nl-NL" w:eastAsia="ko-KR"/>
             </w:rPr>
           </w:pPr>
           <w:r>
@@ -415,11 +447,12 @@
             </w:rPr>
             <w:fldChar w:fldCharType="separate"/>
           </w:r>
-          <w:hyperlink w:anchor="_Toc220865736" w:history="1">
+          <w:hyperlink w:anchor="_Toc220877306" w:history="1">
             <w:r>
               <w:rPr>
                 <w:rStyle w:val="Hyperlink"/>
                 <w:noProof/>
+                <w:lang w:val="nl-NL"/>
               </w:rPr>
               <w:t>Inleiding</w:t>
             </w:r>
@@ -442,7 +475,7 @@
                 <w:noProof/>
                 <w:webHidden/>
               </w:rPr>
-              <w:instrText xml:space="preserve"> PAGEREF _Toc220865736 \h </w:instrText>
+              <w:instrText xml:space="preserve"> PAGEREF _Toc220877306 \h </w:instrText>
             </w:r>
             <w:r>
               <w:rPr>
@@ -475,7 +508,7 @@
         </w:p>
         <w:p>
           <w:pPr>
-            <w:pStyle w:val="TOC1"/>
+            <w:pStyle w:val="Inhopg1"/>
             <w:tabs>
               <w:tab w:val="right" w:leader="dot" w:pos="9350"/>
             </w:tabs>
@@ -486,13 +519,15 @@
               <w:i w:val="0"/>
               <w:iCs w:val="0"/>
               <w:noProof/>
+              <w:lang w:val="nl-NL" w:eastAsia="ko-KR"/>
             </w:rPr>
           </w:pPr>
-          <w:hyperlink w:anchor="_Toc220865737" w:history="1">
+          <w:hyperlink w:anchor="_Toc220877307" w:history="1">
             <w:r>
               <w:rPr>
                 <w:rStyle w:val="Hyperlink"/>
                 <w:noProof/>
+                <w:lang w:val="nl-NL"/>
               </w:rPr>
               <w:t>Stappenplan</w:t>
             </w:r>
@@ -515,7 +550,7 @@
                 <w:noProof/>
                 <w:webHidden/>
               </w:rPr>
-              <w:instrText xml:space="preserve"> PAGEREF _Toc220865737 \h </w:instrText>
+              <w:instrText xml:space="preserve"> PAGEREF _Toc220877307 \h </w:instrText>
             </w:r>
             <w:r>
               <w:rPr>
@@ -548,7 +583,7 @@
         </w:p>
         <w:p>
           <w:pPr>
-            <w:pStyle w:val="TOC2"/>
+            <w:pStyle w:val="Inhopg2"/>
             <w:tabs>
               <w:tab w:val="right" w:leader="dot" w:pos="9350"/>
             </w:tabs>
@@ -559,9 +594,10 @@
               <w:noProof/>
               <w:sz w:val="24"/>
               <w:szCs w:val="24"/>
+              <w:lang w:val="nl-NL" w:eastAsia="ko-KR"/>
             </w:rPr>
           </w:pPr>
-          <w:hyperlink w:anchor="_Toc220865738" w:history="1">
+          <w:hyperlink w:anchor="_Toc220877308" w:history="1">
             <w:r>
               <w:rPr>
                 <w:rStyle w:val="Hyperlink"/>
@@ -589,7 +625,7 @@
                 <w:noProof/>
                 <w:webHidden/>
               </w:rPr>
-              <w:instrText xml:space="preserve"> PAGEREF _Toc220865738 \h </w:instrText>
+              <w:instrText xml:space="preserve"> PAGEREF _Toc220877308 \h </w:instrText>
             </w:r>
             <w:r>
               <w:rPr>
@@ -622,7 +658,7 @@
         </w:p>
         <w:p>
           <w:pPr>
-            <w:pStyle w:val="TOC2"/>
+            <w:pStyle w:val="Inhopg2"/>
             <w:tabs>
               <w:tab w:val="right" w:leader="dot" w:pos="9350"/>
             </w:tabs>
@@ -633,9 +669,10 @@
               <w:noProof/>
               <w:sz w:val="24"/>
               <w:szCs w:val="24"/>
+              <w:lang w:val="nl-NL" w:eastAsia="ko-KR"/>
             </w:rPr>
           </w:pPr>
-          <w:hyperlink w:anchor="_Toc220865739" w:history="1">
+          <w:hyperlink w:anchor="_Toc220877309" w:history="1">
             <w:r>
               <w:rPr>
                 <w:rStyle w:val="Hyperlink"/>
@@ -663,7 +700,7 @@
                 <w:noProof/>
                 <w:webHidden/>
               </w:rPr>
-              <w:instrText xml:space="preserve"> PAGEREF _Toc220865739 \h </w:instrText>
+              <w:instrText xml:space="preserve"> PAGEREF _Toc220877309 \h </w:instrText>
             </w:r>
             <w:r>
               <w:rPr>
@@ -696,7 +733,7 @@
         </w:p>
         <w:p>
           <w:pPr>
-            <w:pStyle w:val="TOC2"/>
+            <w:pStyle w:val="Inhopg2"/>
             <w:tabs>
               <w:tab w:val="right" w:leader="dot" w:pos="9350"/>
             </w:tabs>
@@ -707,13 +744,15 @@
               <w:noProof/>
               <w:sz w:val="24"/>
               <w:szCs w:val="24"/>
+              <w:lang w:val="nl-NL" w:eastAsia="ko-KR"/>
             </w:rPr>
           </w:pPr>
-          <w:hyperlink w:anchor="_Toc220865740" w:history="1">
+          <w:hyperlink w:anchor="_Toc220877310" w:history="1">
             <w:r>
               <w:rPr>
                 <w:rStyle w:val="Hyperlink"/>
                 <w:noProof/>
+                <w:lang w:val="nl-NL"/>
               </w:rPr>
               <w:t>Input:</w:t>
             </w:r>
@@ -736,7 +775,7 @@
                 <w:noProof/>
                 <w:webHidden/>
               </w:rPr>
-              <w:instrText xml:space="preserve"> PAGEREF _Toc220865740 \h </w:instrText>
+              <w:instrText xml:space="preserve"> PAGEREF _Toc220877310 \h </w:instrText>
             </w:r>
             <w:r>
               <w:rPr>
@@ -769,7 +808,7 @@
         </w:p>
         <w:p>
           <w:pPr>
-            <w:pStyle w:val="TOC2"/>
+            <w:pStyle w:val="Inhopg2"/>
             <w:tabs>
               <w:tab w:val="right" w:leader="dot" w:pos="9350"/>
             </w:tabs>
@@ -780,9 +819,10 @@
               <w:noProof/>
               <w:sz w:val="24"/>
               <w:szCs w:val="24"/>
+              <w:lang w:val="nl-NL" w:eastAsia="ko-KR"/>
             </w:rPr>
           </w:pPr>
-          <w:hyperlink w:anchor="_Toc220865741" w:history="1">
+          <w:hyperlink w:anchor="_Toc220877311" w:history="1">
             <w:r>
               <w:rPr>
                 <w:rStyle w:val="Hyperlink"/>
@@ -810,7 +850,7 @@
                 <w:noProof/>
                 <w:webHidden/>
               </w:rPr>
-              <w:instrText xml:space="preserve"> PAGEREF _Toc220865741 \h </w:instrText>
+              <w:instrText xml:space="preserve"> PAGEREF _Toc220877311 \h </w:instrText>
             </w:r>
             <w:r>
               <w:rPr>
@@ -830,7 +870,7 @@
                 <w:noProof/>
                 <w:webHidden/>
               </w:rPr>
-              <w:t>4</w:t>
+              <w:t>3</w:t>
             </w:r>
             <w:r>
               <w:rPr>
@@ -843,7 +883,7 @@
         </w:p>
         <w:p>
           <w:pPr>
-            <w:pStyle w:val="TOC2"/>
+            <w:pStyle w:val="Inhopg2"/>
             <w:tabs>
               <w:tab w:val="right" w:leader="dot" w:pos="9350"/>
             </w:tabs>
@@ -854,9 +894,10 @@
               <w:noProof/>
               <w:sz w:val="24"/>
               <w:szCs w:val="24"/>
+              <w:lang w:val="nl-NL" w:eastAsia="ko-KR"/>
             </w:rPr>
           </w:pPr>
-          <w:hyperlink w:anchor="_Toc220865742" w:history="1">
+          <w:hyperlink w:anchor="_Toc220877312" w:history="1">
             <w:r>
               <w:rPr>
                 <w:rStyle w:val="Hyperlink"/>
@@ -884,7 +925,7 @@
                 <w:noProof/>
                 <w:webHidden/>
               </w:rPr>
-              <w:instrText xml:space="preserve"> PAGEREF _Toc220865742 \h </w:instrText>
+              <w:instrText xml:space="preserve"> PAGEREF _Toc220877312 \h </w:instrText>
             </w:r>
             <w:r>
               <w:rPr>
@@ -917,7 +958,7 @@
         </w:p>
         <w:p>
           <w:pPr>
-            <w:pStyle w:val="TOC2"/>
+            <w:pStyle w:val="Inhopg2"/>
             <w:tabs>
               <w:tab w:val="right" w:leader="dot" w:pos="9350"/>
             </w:tabs>
@@ -928,9 +969,10 @@
               <w:noProof/>
               <w:sz w:val="24"/>
               <w:szCs w:val="24"/>
+              <w:lang w:val="nl-NL" w:eastAsia="ko-KR"/>
             </w:rPr>
           </w:pPr>
-          <w:hyperlink w:anchor="_Toc220865743" w:history="1">
+          <w:hyperlink w:anchor="_Toc220877313" w:history="1">
             <w:r>
               <w:rPr>
                 <w:rStyle w:val="Hyperlink"/>
@@ -958,7 +1000,7 @@
                 <w:noProof/>
                 <w:webHidden/>
               </w:rPr>
-              <w:instrText xml:space="preserve"> PAGEREF _Toc220865743 \h </w:instrText>
+              <w:instrText xml:space="preserve"> PAGEREF _Toc220877313 \h </w:instrText>
             </w:r>
             <w:r>
               <w:rPr>
@@ -991,7 +1033,7 @@
         </w:p>
         <w:p>
           <w:pPr>
-            <w:pStyle w:val="TOC1"/>
+            <w:pStyle w:val="Inhopg1"/>
             <w:tabs>
               <w:tab w:val="right" w:leader="dot" w:pos="9350"/>
             </w:tabs>
@@ -1002,9 +1044,10 @@
               <w:i w:val="0"/>
               <w:iCs w:val="0"/>
               <w:noProof/>
+              <w:lang w:val="nl-NL" w:eastAsia="ko-KR"/>
             </w:rPr>
           </w:pPr>
-          <w:hyperlink w:anchor="_Toc220865744" w:history="1">
+          <w:hyperlink w:anchor="_Toc220877314" w:history="1">
             <w:r>
               <w:rPr>
                 <w:rStyle w:val="Hyperlink"/>
@@ -1032,7 +1075,7 @@
                 <w:noProof/>
                 <w:webHidden/>
               </w:rPr>
-              <w:instrText xml:space="preserve"> PAGEREF _Toc220865744 \h </w:instrText>
+              <w:instrText xml:space="preserve"> PAGEREF _Toc220877314 \h </w:instrText>
             </w:r>
             <w:r>
               <w:rPr>
@@ -1065,7 +1108,7 @@
         </w:p>
         <w:p>
           <w:pPr>
-            <w:pStyle w:val="TOC2"/>
+            <w:pStyle w:val="Inhopg2"/>
             <w:tabs>
               <w:tab w:val="right" w:leader="dot" w:pos="9350"/>
             </w:tabs>
@@ -1076,9 +1119,10 @@
               <w:noProof/>
               <w:sz w:val="24"/>
               <w:szCs w:val="24"/>
+              <w:lang w:val="nl-NL" w:eastAsia="ko-KR"/>
             </w:rPr>
           </w:pPr>
-          <w:hyperlink w:anchor="_Toc220865745" w:history="1">
+          <w:hyperlink w:anchor="_Toc220877315" w:history="1">
             <w:r>
               <w:rPr>
                 <w:rStyle w:val="Hyperlink"/>
@@ -1105,7 +1149,7 @@
                 <w:noProof/>
                 <w:webHidden/>
               </w:rPr>
-              <w:instrText xml:space="preserve"> PAGEREF _Toc220865745 \h </w:instrText>
+              <w:instrText xml:space="preserve"> PAGEREF _Toc220877315 \h </w:instrText>
             </w:r>
             <w:r>
               <w:rPr>
@@ -1138,7 +1182,7 @@
         </w:p>
         <w:p>
           <w:pPr>
-            <w:pStyle w:val="TOC2"/>
+            <w:pStyle w:val="Inhopg2"/>
             <w:tabs>
               <w:tab w:val="right" w:leader="dot" w:pos="9350"/>
             </w:tabs>
@@ -1149,9 +1193,10 @@
               <w:noProof/>
               <w:sz w:val="24"/>
               <w:szCs w:val="24"/>
+              <w:lang w:val="nl-NL" w:eastAsia="ko-KR"/>
             </w:rPr>
           </w:pPr>
-          <w:hyperlink w:anchor="_Toc220865746" w:history="1">
+          <w:hyperlink w:anchor="_Toc220877316" w:history="1">
             <w:r>
               <w:rPr>
                 <w:rStyle w:val="Hyperlink"/>
@@ -1179,7 +1224,7 @@
                 <w:noProof/>
                 <w:webHidden/>
               </w:rPr>
-              <w:instrText xml:space="preserve"> PAGEREF _Toc220865746 \h </w:instrText>
+              <w:instrText xml:space="preserve"> PAGEREF _Toc220877316 \h </w:instrText>
             </w:r>
             <w:r>
               <w:rPr>
@@ -1212,7 +1257,7 @@
         </w:p>
         <w:p>
           <w:pPr>
-            <w:pStyle w:val="TOC2"/>
+            <w:pStyle w:val="Inhopg2"/>
             <w:tabs>
               <w:tab w:val="right" w:leader="dot" w:pos="9350"/>
             </w:tabs>
@@ -1223,9 +1268,10 @@
               <w:noProof/>
               <w:sz w:val="24"/>
               <w:szCs w:val="24"/>
+              <w:lang w:val="nl-NL" w:eastAsia="ko-KR"/>
             </w:rPr>
           </w:pPr>
-          <w:hyperlink w:anchor="_Toc220865747" w:history="1">
+          <w:hyperlink w:anchor="_Toc220877317" w:history="1">
             <w:r>
               <w:rPr>
                 <w:rStyle w:val="Hyperlink"/>
@@ -1253,7 +1299,7 @@
                 <w:noProof/>
                 <w:webHidden/>
               </w:rPr>
-              <w:instrText xml:space="preserve"> PAGEREF _Toc220865747 \h </w:instrText>
+              <w:instrText xml:space="preserve"> PAGEREF _Toc220877317 \h </w:instrText>
             </w:r>
             <w:r>
               <w:rPr>
@@ -1286,7 +1332,7 @@
         </w:p>
         <w:p>
           <w:pPr>
-            <w:pStyle w:val="TOC1"/>
+            <w:pStyle w:val="Inhopg1"/>
             <w:tabs>
               <w:tab w:val="right" w:leader="dot" w:pos="9350"/>
             </w:tabs>
@@ -1297,9 +1343,10 @@
               <w:i w:val="0"/>
               <w:iCs w:val="0"/>
               <w:noProof/>
+              <w:lang w:val="nl-NL" w:eastAsia="ko-KR"/>
             </w:rPr>
           </w:pPr>
-          <w:hyperlink w:anchor="_Toc220865748" w:history="1">
+          <w:hyperlink w:anchor="_Toc220877318" w:history="1">
             <w:r>
               <w:rPr>
                 <w:rStyle w:val="Hyperlink"/>
@@ -1327,7 +1374,7 @@
                 <w:noProof/>
                 <w:webHidden/>
               </w:rPr>
-              <w:instrText xml:space="preserve"> PAGEREF _Toc220865748 \h </w:instrText>
+              <w:instrText xml:space="preserve"> PAGEREF _Toc220877318 \h </w:instrText>
             </w:r>
             <w:r>
               <w:rPr>
@@ -1360,7 +1407,7 @@
         </w:p>
         <w:p>
           <w:pPr>
-            <w:pStyle w:val="TOC1"/>
+            <w:pStyle w:val="Inhopg1"/>
             <w:tabs>
               <w:tab w:val="right" w:leader="dot" w:pos="9350"/>
             </w:tabs>
@@ -1371,13 +1418,15 @@
               <w:i w:val="0"/>
               <w:iCs w:val="0"/>
               <w:noProof/>
+              <w:lang w:val="nl-NL" w:eastAsia="ko-KR"/>
             </w:rPr>
           </w:pPr>
-          <w:hyperlink w:anchor="_Toc220865749" w:history="1">
+          <w:hyperlink w:anchor="_Toc220877319" w:history="1">
             <w:r>
               <w:rPr>
                 <w:rStyle w:val="Hyperlink"/>
                 <w:noProof/>
+                <w:lang w:val="nl-NL"/>
               </w:rPr>
               <w:t>Changelog</w:t>
             </w:r>
@@ -1400,7 +1449,7 @@
                 <w:noProof/>
                 <w:webHidden/>
               </w:rPr>
-              <w:instrText xml:space="preserve"> PAGEREF _Toc220865749 \h </w:instrText>
+              <w:instrText xml:space="preserve"> PAGEREF _Toc220877319 \h </w:instrText>
             </w:r>
             <w:r>
               <w:rPr>
@@ -1517,12 +1566,12 @@
     </w:p>
     <w:p>
       <w:pPr>
-        <w:pStyle w:val="Heading1"/>
-        <w:rPr>
-          <w:lang w:val="nl-NL"/>
-        </w:rPr>
-      </w:pPr>
-      <w:bookmarkStart w:id="0" w:name="_Toc220865736"/>
+        <w:pStyle w:val="Kop1"/>
+        <w:rPr>
+          <w:lang w:val="nl-NL"/>
+        </w:rPr>
+      </w:pPr>
+      <w:bookmarkStart w:id="0" w:name="_Toc220877306"/>
       <w:r>
         <w:rPr>
           <w:lang w:val="nl-NL"/>
@@ -1596,38 +1645,102 @@
           <w:u w:val="single"/>
           <w:lang w:val="nl-NL"/>
         </w:rPr>
-        <w:t xml:space="preserve"> drone/ </w:t>
+        <w:t xml:space="preserve"> drone/ Probleemomschrijving schip</w:t>
+      </w:r>
+      <w:r>
+        <w:rPr>
+          <w:lang w:val="nl-NL"/>
+        </w:rPr>
+        <w:t xml:space="preserve">). </w:t>
+      </w:r>
+      <w:r>
+        <w:rPr>
+          <w:lang w:val="nl-NL"/>
+        </w:rPr>
+        <w:t xml:space="preserve">Hiermee is gesteld dat de eindgebruiker voor dit project de opdrachtgever </w:t>
+      </w:r>
+      <w:proofErr w:type="spellStart"/>
+      <w:r>
+        <w:rPr>
+          <w:lang w:val="nl-NL"/>
+        </w:rPr>
+        <w:t>Tidalis</w:t>
+      </w:r>
+      <w:proofErr w:type="spellEnd"/>
+      <w:r>
+        <w:rPr>
+          <w:lang w:val="nl-NL"/>
+        </w:rPr>
+        <w:t xml:space="preserve"> zal zijn, het systeem zal gebruikt voor worden om meer overzicht te krijgen waarin dat voor </w:t>
+      </w:r>
+      <w:proofErr w:type="spellStart"/>
+      <w:r>
+        <w:rPr>
+          <w:lang w:val="nl-NL"/>
+        </w:rPr>
+        <w:t>Tidalis</w:t>
+      </w:r>
+      <w:proofErr w:type="spellEnd"/>
+      <w:r>
+        <w:rPr>
+          <w:lang w:val="nl-NL"/>
+        </w:rPr>
+        <w:t xml:space="preserve"> nodig zal zijn. In dit onderzoek wordt er gekeken naar wat de stappen zullen zijn om een correct systeem op de wensen van de opdrachtgever en beantwoorden de volgende onderzoeksvraag: </w:t>
       </w:r>
       <w:r>
         <w:rPr>
           <w:b/>
           <w:bCs/>
-          <w:u w:val="single"/>
-          <w:lang w:val="nl-NL"/>
-        </w:rPr>
-        <w:t>Probleemomschrijving</w:t>
-      </w:r>
-      <w:r>
-        <w:rPr>
-          <w:b/>
-          <w:bCs/>
-          <w:u w:val="single"/>
-          <w:lang w:val="nl-NL"/>
-        </w:rPr>
-        <w:t xml:space="preserve"> schip</w:t>
-      </w:r>
-      <w:r>
-        <w:rPr>
-          <w:lang w:val="nl-NL"/>
-        </w:rPr>
-        <w:t xml:space="preserve">). </w:t>
-      </w:r>
-      <w:r>
-        <w:rPr>
-          <w:lang w:val="nl-NL"/>
-        </w:rPr>
-        <w:t xml:space="preserve">Hiermee is gesteld dat de eindgebruiker voor dit project de opdrachtgever </w:t>
-      </w:r>
+          <w:lang w:val="nl-NL"/>
+        </w:rPr>
+        <w:t>Op welke manier zijn de wensen/ideeën van de opdrachtgever te verwerken naar uiteindelijk gewenst systeem?</w:t>
+      </w:r>
+    </w:p>
+    <w:p>
+      <w:pPr>
+        <w:rPr>
+          <w:lang w:val="nl-NL"/>
+        </w:rPr>
+      </w:pPr>
+    </w:p>
+    <w:p>
+      <w:pPr>
+        <w:pStyle w:val="Kop1"/>
+        <w:rPr>
+          <w:lang w:val="nl-NL"/>
+        </w:rPr>
+      </w:pPr>
+      <w:bookmarkStart w:id="1" w:name="_Toc220877307"/>
+      <w:r>
+        <w:rPr>
+          <w:lang w:val="nl-NL"/>
+        </w:rPr>
+        <w:t>Stappenplan</w:t>
+      </w:r>
+      <w:bookmarkEnd w:id="1"/>
+    </w:p>
+    <w:p>
+      <w:pPr>
+        <w:pStyle w:val="Kop2"/>
+        <w:rPr>
+          <w:lang w:val="nl-NL"/>
+        </w:rPr>
+      </w:pPr>
+      <w:bookmarkStart w:id="2" w:name="_Toc220877308"/>
+      <w:r>
+        <w:rPr>
+          <w:lang w:val="nl-NL"/>
+        </w:rPr>
+        <w:t>Definitie eindgebruikers:</w:t>
+      </w:r>
+      <w:bookmarkEnd w:id="2"/>
+    </w:p>
+    <w:p>
+      <w:pPr>
+        <w:rPr>
+          <w:lang w:val="nl-NL"/>
+        </w:rPr>
+      </w:pPr>
       <w:proofErr w:type="spellStart"/>
       <w:r>
         <w:rPr>
@@ -1640,7 +1753,42 @@
         <w:rPr>
           <w:lang w:val="nl-NL"/>
         </w:rPr>
-        <w:t xml:space="preserve"> zal zijn, het systeem zal gebruikt voor worden om meer overzicht te krijgen waarin dat voor </w:t>
+        <w:t xml:space="preserve"> medewerkers.</w:t>
+      </w:r>
+    </w:p>
+    <w:p>
+      <w:pPr>
+        <w:pStyle w:val="Kop2"/>
+        <w:rPr>
+          <w:lang w:val="nl-NL"/>
+        </w:rPr>
+      </w:pPr>
+      <w:bookmarkStart w:id="3" w:name="_Toc220877309"/>
+      <w:r>
+        <w:rPr>
+          <w:lang w:val="nl-NL"/>
+        </w:rPr>
+        <w:t>Context:</w:t>
+      </w:r>
+      <w:bookmarkEnd w:id="3"/>
+    </w:p>
+    <w:p>
+      <w:pPr>
+        <w:rPr>
+          <w:lang w:val="nl-NL"/>
+        </w:rPr>
+      </w:pPr>
+      <w:r>
+        <w:rPr>
+          <w:lang w:val="nl-NL"/>
+        </w:rPr>
+        <w:t xml:space="preserve">Het systeem zal worden gebruikt </w:t>
+      </w:r>
+      <w:r>
+        <w:rPr>
+          <w:lang w:val="nl-NL"/>
+        </w:rPr>
+        <w:t xml:space="preserve">door </w:t>
       </w:r>
       <w:proofErr w:type="spellStart"/>
       <w:r>
@@ -1654,78 +1802,8 @@
         <w:rPr>
           <w:lang w:val="nl-NL"/>
         </w:rPr>
-        <w:t xml:space="preserve"> nodig zal zijn. In dit onderzoek wordt er gekeken naar wat de stappen zullen zijn om een correct systeem op de wensen van de opdrachtgever en beantwoorden de volgende onderzoeksvraag: </w:t>
-      </w:r>
-      <w:r>
-        <w:rPr>
-          <w:b/>
-          <w:bCs/>
-          <w:lang w:val="nl-NL"/>
-        </w:rPr>
-        <w:t>Op welke manier zijn de wensen/</w:t>
-      </w:r>
-      <w:r>
-        <w:rPr>
-          <w:b/>
-          <w:bCs/>
-          <w:lang w:val="nl-NL"/>
-        </w:rPr>
-        <w:t>ideeën</w:t>
-      </w:r>
-      <w:r>
-        <w:rPr>
-          <w:b/>
-          <w:bCs/>
-          <w:lang w:val="nl-NL"/>
-        </w:rPr>
-        <w:t xml:space="preserve"> van de opdrachtgever te verwerken naar uiteindelijk gewenst systeem?</w:t>
-      </w:r>
-    </w:p>
-    <w:p>
-      <w:pPr>
-        <w:rPr>
-          <w:lang w:val="nl-NL"/>
-        </w:rPr>
-      </w:pPr>
-    </w:p>
-    <w:p>
-      <w:pPr>
-        <w:pStyle w:val="Heading1"/>
-        <w:rPr>
-          <w:lang w:val="nl-NL"/>
-        </w:rPr>
-      </w:pPr>
-      <w:bookmarkStart w:id="1" w:name="_Toc220865737"/>
-      <w:r>
-        <w:rPr>
-          <w:lang w:val="nl-NL"/>
-        </w:rPr>
-        <w:t>Stappenplan</w:t>
-      </w:r>
-      <w:bookmarkEnd w:id="1"/>
-    </w:p>
-    <w:p>
-      <w:pPr>
-        <w:pStyle w:val="Heading2"/>
-        <w:rPr>
-          <w:lang w:val="nl-NL"/>
-        </w:rPr>
-      </w:pPr>
-      <w:bookmarkStart w:id="2" w:name="_Toc220865738"/>
-      <w:r>
-        <w:rPr>
-          <w:lang w:val="nl-NL"/>
-        </w:rPr>
-        <w:t>Definitie eindgebruikers:</w:t>
-      </w:r>
-      <w:bookmarkEnd w:id="2"/>
-    </w:p>
-    <w:p>
-      <w:pPr>
-        <w:rPr>
-          <w:lang w:val="nl-NL"/>
-        </w:rPr>
-      </w:pPr>
+        <w:t xml:space="preserve"> om na AIS en radardetectie een optische zicht te hebben van een haven, het zal niet gepresenteerd worden aan de klanten van </w:t>
+      </w:r>
       <w:proofErr w:type="spellStart"/>
       <w:r>
         <w:rPr>
@@ -1738,80 +1816,17 @@
         <w:rPr>
           <w:lang w:val="nl-NL"/>
         </w:rPr>
-        <w:t xml:space="preserve"> medewerkers.</w:t>
-      </w:r>
-    </w:p>
-    <w:p>
-      <w:pPr>
-        <w:pStyle w:val="Heading2"/>
-        <w:rPr>
-          <w:lang w:val="nl-NL"/>
-        </w:rPr>
-      </w:pPr>
-      <w:bookmarkStart w:id="3" w:name="_Toc220865739"/>
-      <w:r>
-        <w:rPr>
-          <w:lang w:val="nl-NL"/>
-        </w:rPr>
-        <w:t>Context:</w:t>
-      </w:r>
-      <w:bookmarkEnd w:id="3"/>
-    </w:p>
-    <w:p>
-      <w:pPr>
-        <w:rPr>
-          <w:lang w:val="nl-NL"/>
-        </w:rPr>
-      </w:pPr>
-      <w:r>
-        <w:rPr>
-          <w:lang w:val="nl-NL"/>
-        </w:rPr>
-        <w:t xml:space="preserve">Het systeem zal worden gebruikt </w:t>
-      </w:r>
-      <w:r>
-        <w:rPr>
-          <w:lang w:val="nl-NL"/>
-        </w:rPr>
-        <w:t xml:space="preserve">door </w:t>
-      </w:r>
-      <w:proofErr w:type="spellStart"/>
-      <w:r>
-        <w:rPr>
-          <w:lang w:val="nl-NL"/>
-        </w:rPr>
-        <w:t>Tidalis</w:t>
-      </w:r>
-      <w:proofErr w:type="spellEnd"/>
-      <w:r>
-        <w:rPr>
-          <w:lang w:val="nl-NL"/>
-        </w:rPr>
-        <w:t xml:space="preserve"> om na AIS en radardetectie een optische zicht te hebben van een haven, het zal niet gepresenteerd worden aan de klanten van </w:t>
-      </w:r>
-      <w:proofErr w:type="spellStart"/>
-      <w:r>
-        <w:rPr>
-          <w:lang w:val="nl-NL"/>
-        </w:rPr>
-        <w:t>Tidalis</w:t>
-      </w:r>
-      <w:proofErr w:type="spellEnd"/>
-      <w:r>
-        <w:rPr>
-          <w:lang w:val="nl-NL"/>
-        </w:rPr>
         <w:t>.</w:t>
       </w:r>
     </w:p>
     <w:p>
       <w:pPr>
-        <w:pStyle w:val="Heading2"/>
-        <w:rPr>
-          <w:lang w:val="nl-NL"/>
-        </w:rPr>
-      </w:pPr>
-      <w:bookmarkStart w:id="4" w:name="_Toc220865740"/>
+        <w:pStyle w:val="Kop2"/>
+        <w:rPr>
+          <w:lang w:val="nl-NL"/>
+        </w:rPr>
+      </w:pPr>
+      <w:bookmarkStart w:id="4" w:name="_Toc220877310"/>
       <w:r>
         <w:rPr>
           <w:lang w:val="nl-NL"/>
@@ -1835,7 +1850,7 @@
     </w:p>
     <w:p>
       <w:pPr>
-        <w:pStyle w:val="ListParagraph"/>
+        <w:pStyle w:val="Lijstalinea"/>
         <w:numPr>
           <w:ilvl w:val="0"/>
           <w:numId w:val="2"/>
@@ -1899,7 +1914,7 @@
     </w:p>
     <w:p>
       <w:pPr>
-        <w:pStyle w:val="ListParagraph"/>
+        <w:pStyle w:val="Lijstalinea"/>
         <w:numPr>
           <w:ilvl w:val="0"/>
           <w:numId w:val="2"/>
@@ -1917,7 +1932,7 @@
     </w:p>
     <w:p>
       <w:pPr>
-        <w:pStyle w:val="ListParagraph"/>
+        <w:pStyle w:val="Lijstalinea"/>
         <w:numPr>
           <w:ilvl w:val="0"/>
           <w:numId w:val="2"/>
@@ -1935,12 +1950,12 @@
     </w:p>
     <w:p>
       <w:pPr>
-        <w:pStyle w:val="Heading2"/>
-        <w:rPr>
-          <w:lang w:val="nl-NL"/>
-        </w:rPr>
-      </w:pPr>
-      <w:bookmarkStart w:id="5" w:name="_Toc220865741"/>
+        <w:pStyle w:val="Kop2"/>
+        <w:rPr>
+          <w:lang w:val="nl-NL"/>
+        </w:rPr>
+      </w:pPr>
+      <w:bookmarkStart w:id="5" w:name="_Toc220877311"/>
       <w:r>
         <w:rPr>
           <w:lang w:val="nl-NL"/>
@@ -2016,12 +2031,12 @@
     </w:p>
     <w:p>
       <w:pPr>
-        <w:pStyle w:val="Heading2"/>
-        <w:rPr>
-          <w:lang w:val="nl-NL"/>
-        </w:rPr>
-      </w:pPr>
-      <w:bookmarkStart w:id="6" w:name="_Toc220865742"/>
+        <w:pStyle w:val="Kop2"/>
+        <w:rPr>
+          <w:lang w:val="nl-NL"/>
+        </w:rPr>
+      </w:pPr>
+      <w:bookmarkStart w:id="6" w:name="_Toc220877312"/>
       <w:r>
         <w:rPr>
           <w:lang w:val="nl-NL"/>
@@ -2039,7 +2054,7 @@
     </w:p>
     <w:p>
       <w:pPr>
-        <w:pStyle w:val="ListParagraph"/>
+        <w:pStyle w:val="Lijstalinea"/>
         <w:numPr>
           <w:ilvl w:val="0"/>
           <w:numId w:val="2"/>
@@ -2065,7 +2080,7 @@
     </w:p>
     <w:p>
       <w:pPr>
-        <w:pStyle w:val="ListParagraph"/>
+        <w:pStyle w:val="Lijstalinea"/>
         <w:numPr>
           <w:ilvl w:val="0"/>
           <w:numId w:val="2"/>
@@ -2091,7 +2106,7 @@
     </w:p>
     <w:p>
       <w:pPr>
-        <w:pStyle w:val="ListParagraph"/>
+        <w:pStyle w:val="Lijstalinea"/>
         <w:numPr>
           <w:ilvl w:val="0"/>
           <w:numId w:val="2"/>
@@ -2117,7 +2132,7 @@
     </w:p>
     <w:p>
       <w:pPr>
-        <w:pStyle w:val="ListParagraph"/>
+        <w:pStyle w:val="Lijstalinea"/>
         <w:numPr>
           <w:ilvl w:val="0"/>
           <w:numId w:val="2"/>
@@ -2150,12 +2165,12 @@
     </w:p>
     <w:p>
       <w:pPr>
-        <w:pStyle w:val="Heading2"/>
-        <w:rPr>
-          <w:lang w:val="nl-NL"/>
-        </w:rPr>
-      </w:pPr>
-      <w:bookmarkStart w:id="7" w:name="_Toc220865743"/>
+        <w:pStyle w:val="Kop2"/>
+        <w:rPr>
+          <w:lang w:val="nl-NL"/>
+        </w:rPr>
+      </w:pPr>
+      <w:bookmarkStart w:id="7" w:name="_Toc220877313"/>
       <w:r>
         <w:rPr>
           <w:lang w:val="nl-NL"/>
@@ -2179,7 +2194,7 @@
     </w:p>
     <w:p>
       <w:pPr>
-        <w:pStyle w:val="ListParagraph"/>
+        <w:pStyle w:val="Lijstalinea"/>
         <w:numPr>
           <w:ilvl w:val="0"/>
           <w:numId w:val="2"/>
@@ -2229,7 +2244,7 @@
     </w:p>
     <w:p>
       <w:pPr>
-        <w:pStyle w:val="ListParagraph"/>
+        <w:pStyle w:val="Lijstalinea"/>
         <w:numPr>
           <w:ilvl w:val="0"/>
           <w:numId w:val="2"/>
@@ -2253,7 +2268,7 @@
     </w:p>
     <w:p>
       <w:pPr>
-        <w:pStyle w:val="ListParagraph"/>
+        <w:pStyle w:val="Lijstalinea"/>
         <w:numPr>
           <w:ilvl w:val="0"/>
           <w:numId w:val="2"/>
@@ -2332,27 +2347,27 @@
     </w:p>
     <w:p>
       <w:pPr>
-        <w:pStyle w:val="Heading1"/>
-        <w:rPr>
-          <w:lang w:val="nl-NL"/>
-        </w:rPr>
-      </w:pPr>
-    </w:p>
-    <w:p>
-      <w:pPr>
-        <w:rPr>
-          <w:lang w:val="nl-NL"/>
-        </w:rPr>
-      </w:pPr>
-    </w:p>
-    <w:p>
-      <w:pPr>
-        <w:pStyle w:val="Heading1"/>
-        <w:rPr>
-          <w:lang w:val="nl-NL"/>
-        </w:rPr>
-      </w:pPr>
-      <w:bookmarkStart w:id="8" w:name="_Toc220865744"/>
+        <w:pStyle w:val="Kop1"/>
+        <w:rPr>
+          <w:lang w:val="nl-NL"/>
+        </w:rPr>
+      </w:pPr>
+    </w:p>
+    <w:p>
+      <w:pPr>
+        <w:rPr>
+          <w:lang w:val="nl-NL"/>
+        </w:rPr>
+      </w:pPr>
+    </w:p>
+    <w:p>
+      <w:pPr>
+        <w:pStyle w:val="Kop1"/>
+        <w:rPr>
+          <w:lang w:val="nl-NL"/>
+        </w:rPr>
+      </w:pPr>
+      <w:bookmarkStart w:id="8" w:name="_Toc220877314"/>
       <w:r>
         <w:rPr>
           <w:lang w:val="nl-NL"/>
@@ -2364,9 +2379,9 @@
     </w:p>
     <w:p>
       <w:pPr>
-        <w:pStyle w:val="Heading2"/>
-      </w:pPr>
-      <w:bookmarkStart w:id="9" w:name="_Toc220865745"/>
+        <w:pStyle w:val="Kop2"/>
+      </w:pPr>
+      <w:bookmarkStart w:id="9" w:name="_Toc220877315"/>
       <w:r>
         <w:t xml:space="preserve">Interview over </w:t>
       </w:r>
@@ -2376,19 +2391,7 @@
       </w:r>
       <w:proofErr w:type="spellEnd"/>
       <w:r>
-        <w:t xml:space="preserve"> (</w:t>
-      </w:r>
-      <w:r>
-        <w:t>PO-meeting</w:t>
-      </w:r>
-      <w:r>
-        <w:t>)</w:t>
-      </w:r>
-      <w:r>
-        <w:t xml:space="preserve"> / 12-09-2025</w:t>
-      </w:r>
-      <w:r>
-        <w:t>:</w:t>
+        <w:t xml:space="preserve"> (PO-meeting) / 12-09-2025:</w:t>
       </w:r>
       <w:bookmarkEnd w:id="9"/>
     </w:p>
@@ -2475,15 +2478,7 @@
           <w:bCs/>
           <w:lang w:val="nl-NL"/>
         </w:rPr>
-        <w:t xml:space="preserve"> die gesteld zijn tijdens deze interview over idee van de opmaak van het systeem</w:t>
-      </w:r>
-      <w:r>
-        <w:rPr>
-          <w:b/>
-          <w:bCs/>
-          <w:lang w:val="nl-NL"/>
-        </w:rPr>
-        <w:t>:</w:t>
+        <w:t xml:space="preserve"> die gesteld zijn tijdens deze interview over idee van de opmaak van het systeem:</w:t>
       </w:r>
     </w:p>
     <w:p>
@@ -2501,7 +2496,7 @@
     </w:p>
     <w:p>
       <w:pPr>
-        <w:pStyle w:val="ListParagraph"/>
+        <w:pStyle w:val="Lijstalinea"/>
         <w:numPr>
           <w:ilvl w:val="0"/>
           <w:numId w:val="2"/>
@@ -2518,7 +2513,7 @@
           <w:iCs/>
           <w:lang w:val="nl-NL"/>
         </w:rPr>
-        <w:t xml:space="preserve">In een ruimte een object detecteren, positie moet bepaald worden, </w:t>
+        <w:t xml:space="preserve">In een ruimte een object detecteren, positie moet bepaald worden, In 2D een object te kunnen detecteren, in een </w:t>
       </w:r>
       <w:r>
         <w:rPr>
@@ -2526,7 +2521,7 @@
           <w:iCs/>
           <w:lang w:val="nl-NL"/>
         </w:rPr>
-        <w:t xml:space="preserve">In 2D een object te kunnen detecteren, in een </w:t>
+        <w:t>GUI</w:t>
       </w:r>
       <w:r>
         <w:rPr>
@@ -2534,7 +2529,7 @@
           <w:iCs/>
           <w:lang w:val="nl-NL"/>
         </w:rPr>
-        <w:t>GUI</w:t>
+        <w:t xml:space="preserve"> kunnen zien dat het object er is uit 2 camera’s, lokalisatie doormiddel van afstandsbepaling. Een vrije keuze in hoe het eruit </w:t>
       </w:r>
       <w:r>
         <w:rPr>
@@ -2542,38 +2537,6 @@
           <w:iCs/>
           <w:lang w:val="nl-NL"/>
         </w:rPr>
-        <w:t xml:space="preserve"> kunnen zien dat het object er is</w:t>
-      </w:r>
-      <w:r>
-        <w:rPr>
-          <w:i/>
-          <w:iCs/>
-          <w:lang w:val="nl-NL"/>
-        </w:rPr>
-        <w:t xml:space="preserve"> u</w:t>
-      </w:r>
-      <w:r>
-        <w:rPr>
-          <w:i/>
-          <w:iCs/>
-          <w:lang w:val="nl-NL"/>
-        </w:rPr>
-        <w:t>it 2 camera’s</w:t>
-      </w:r>
-      <w:r>
-        <w:rPr>
-          <w:i/>
-          <w:iCs/>
-          <w:lang w:val="nl-NL"/>
-        </w:rPr>
-        <w:t xml:space="preserve">, lokalisatie doormiddel van afstandsbepaling. Een vrije keuze in hoe het eruit </w:t>
-      </w:r>
-      <w:r>
-        <w:rPr>
-          <w:i/>
-          <w:iCs/>
-          <w:lang w:val="nl-NL"/>
-        </w:rPr>
         <w:t>zal zien.</w:t>
       </w:r>
     </w:p>
@@ -2587,18 +2550,12 @@
         <w:rPr>
           <w:lang w:val="nl-NL"/>
         </w:rPr>
-        <w:t>Wilt u een GUI hebben zodat u gemakkelijk de gegevens van de sensoren kunt inlezen, heeft u al een idee voor de structuur ervan</w:t>
-      </w:r>
-      <w:r>
-        <w:rPr>
-          <w:lang w:val="nl-NL"/>
-        </w:rPr>
-        <w:t>?</w:t>
-      </w:r>
-    </w:p>
-    <w:p>
-      <w:pPr>
-        <w:pStyle w:val="ListParagraph"/>
+        <w:t>Wilt u een GUI hebben zodat u gemakkelijk de gegevens van de sensoren kunt inlezen, heeft u al een idee voor de structuur ervan?</w:t>
+      </w:r>
+    </w:p>
+    <w:p>
+      <w:pPr>
+        <w:pStyle w:val="Lijstalinea"/>
         <w:numPr>
           <w:ilvl w:val="0"/>
           <w:numId w:val="2"/>
@@ -2615,15 +2572,7 @@
           <w:iCs/>
           <w:lang w:val="nl-NL"/>
         </w:rPr>
-        <w:t>GUI is de bedoeling, x en y grafiek om te zien waar de drone is. Een stipje dat we zien bewegen</w:t>
-      </w:r>
-      <w:r>
-        <w:rPr>
-          <w:i/>
-          <w:iCs/>
-          <w:lang w:val="nl-NL"/>
-        </w:rPr>
-        <w:t xml:space="preserve"> en afstandsbepaling.</w:t>
+        <w:t>GUI is de bedoeling, x en y grafiek om te zien waar de drone is. Een stipje dat we zien bewegen en afstandsbepaling.</w:t>
       </w:r>
     </w:p>
     <w:p>
@@ -2716,12 +2665,12 @@
     </w:p>
     <w:p>
       <w:pPr>
-        <w:pStyle w:val="Heading2"/>
-        <w:rPr>
-          <w:lang w:val="nl-NL"/>
-        </w:rPr>
-      </w:pPr>
-      <w:bookmarkStart w:id="10" w:name="_Toc220865746"/>
+        <w:pStyle w:val="Kop2"/>
+        <w:rPr>
+          <w:lang w:val="nl-NL"/>
+        </w:rPr>
+      </w:pPr>
+      <w:bookmarkStart w:id="10" w:name="_Toc220877316"/>
       <w:r>
         <w:rPr>
           <w:lang w:val="nl-NL"/>
@@ -2741,27 +2690,13 @@
         <w:rPr>
           <w:lang w:val="nl-NL"/>
         </w:rPr>
-        <w:t xml:space="preserve">In onze 50% presentatie werd een slide meegegeven over het concept van de GUI (zie figuur </w:t>
-      </w:r>
-      <w:proofErr w:type="gramStart"/>
-      <w:r>
-        <w:rPr>
-          <w:lang w:val="nl-NL"/>
-        </w:rPr>
-        <w:t>1)</w:t>
-      </w:r>
-      <w:r>
-        <w:rPr>
-          <w:lang w:val="nl-NL"/>
-        </w:rPr>
-        <w:t>(</w:t>
-      </w:r>
-      <w:proofErr w:type="gramEnd"/>
-      <w:r>
-        <w:rPr>
-          <w:lang w:val="nl-NL"/>
-        </w:rPr>
-        <w:t xml:space="preserve">De volledige presentatie is terug te vinden in </w:t>
+        <w:t>In onze 50% presentatie werd een slide meegegeven over het concept van de GUI (zie figuur 1)</w:t>
+      </w:r>
+      <w:r>
+        <w:rPr>
+          <w:lang w:val="nl-NL"/>
+        </w:rPr>
+        <w:t xml:space="preserve">(De volledige presentatie is terug te vinden in </w:t>
       </w:r>
       <w:proofErr w:type="spellStart"/>
       <w:r>
@@ -2840,6 +2775,7 @@
       </w:pPr>
       <w:r>
         <w:rPr>
+          <w:noProof/>
           <w:lang w:val="nl-NL"/>
         </w:rPr>
         <w:drawing>
@@ -2979,12 +2915,12 @@
     </w:p>
     <w:p>
       <w:pPr>
-        <w:pStyle w:val="Heading2"/>
-        <w:rPr>
-          <w:lang w:val="nl-NL"/>
-        </w:rPr>
-      </w:pPr>
-      <w:bookmarkStart w:id="11" w:name="_Toc220865747"/>
+        <w:pStyle w:val="Kop2"/>
+        <w:rPr>
+          <w:lang w:val="nl-NL"/>
+        </w:rPr>
+      </w:pPr>
+      <w:bookmarkStart w:id="11" w:name="_Toc220877317"/>
       <w:r>
         <w:rPr>
           <w:lang w:val="nl-NL"/>
@@ -2998,14 +2934,12 @@
         </w:rPr>
         <w:t xml:space="preserve"> (eindmarkt</w:t>
       </w:r>
-      <w:proofErr w:type="gramStart"/>
       <w:r>
         <w:rPr>
           <w:lang w:val="nl-NL"/>
         </w:rPr>
         <w:t>) /</w:t>
       </w:r>
-      <w:proofErr w:type="gramEnd"/>
       <w:r>
         <w:rPr>
           <w:lang w:val="nl-NL"/>
@@ -3099,7 +3033,7 @@
     </w:p>
     <w:p>
       <w:pPr>
-        <w:pStyle w:val="ListParagraph"/>
+        <w:pStyle w:val="Lijstalinea"/>
         <w:numPr>
           <w:ilvl w:val="0"/>
           <w:numId w:val="2"/>
@@ -3198,7 +3132,7 @@
     </w:p>
     <w:p>
       <w:pPr>
-        <w:pStyle w:val="ListParagraph"/>
+        <w:pStyle w:val="Lijstalinea"/>
         <w:numPr>
           <w:ilvl w:val="0"/>
           <w:numId w:val="2"/>
@@ -3257,7 +3191,7 @@
     </w:p>
     <w:p>
       <w:pPr>
-        <w:pStyle w:val="ListParagraph"/>
+        <w:pStyle w:val="Lijstalinea"/>
         <w:numPr>
           <w:ilvl w:val="0"/>
           <w:numId w:val="2"/>
@@ -3422,7 +3356,7 @@
     </w:p>
     <w:p>
       <w:pPr>
-        <w:pStyle w:val="ListParagraph"/>
+        <w:pStyle w:val="Lijstalinea"/>
         <w:numPr>
           <w:ilvl w:val="0"/>
           <w:numId w:val="2"/>
@@ -3641,20 +3575,20 @@
     </w:p>
     <w:p>
       <w:pPr>
-        <w:pStyle w:val="Heading1"/>
-        <w:rPr>
-          <w:lang w:val="nl-NL"/>
-        </w:rPr>
-      </w:pPr>
-    </w:p>
-    <w:p>
-      <w:pPr>
-        <w:pStyle w:val="Heading1"/>
-        <w:rPr>
-          <w:lang w:val="nl-NL"/>
-        </w:rPr>
-      </w:pPr>
-      <w:bookmarkStart w:id="13" w:name="_Toc220865748"/>
+        <w:pStyle w:val="Kop1"/>
+        <w:rPr>
+          <w:lang w:val="nl-NL"/>
+        </w:rPr>
+      </w:pPr>
+    </w:p>
+    <w:p>
+      <w:pPr>
+        <w:pStyle w:val="Kop1"/>
+        <w:rPr>
+          <w:lang w:val="nl-NL"/>
+        </w:rPr>
+      </w:pPr>
+      <w:bookmarkStart w:id="13" w:name="_Toc220877318"/>
       <w:r>
         <w:rPr>
           <w:lang w:val="nl-NL"/>
@@ -3695,7 +3629,7 @@
           <w:bCs/>
           <w:lang w:val="nl-NL"/>
         </w:rPr>
-        <w:t>Op welke manier zijn de wensen/</w:t>
+        <w:t>Op welke manier zijn de wensen/ideeën van de opdrachtgever te verwerken naar uiteindelijk gewenst systeem?</w:t>
       </w:r>
       <w:r>
         <w:rPr>
@@ -3703,22 +3637,6 @@
           <w:bCs/>
           <w:lang w:val="nl-NL"/>
         </w:rPr>
-        <w:t>ideeën</w:t>
-      </w:r>
-      <w:r>
-        <w:rPr>
-          <w:b/>
-          <w:bCs/>
-          <w:lang w:val="nl-NL"/>
-        </w:rPr>
-        <w:t xml:space="preserve"> van de opdrachtgever te verwerken naar uiteindelijk gewenst systeem?</w:t>
-      </w:r>
-      <w:r>
-        <w:rPr>
-          <w:b/>
-          <w:bCs/>
-          <w:lang w:val="nl-NL"/>
-        </w:rPr>
         <w:t xml:space="preserve"> </w:t>
       </w:r>
       <w:r>
@@ -3744,12 +3662,12 @@
     </w:p>
     <w:p>
       <w:pPr>
-        <w:pStyle w:val="Heading1"/>
-        <w:rPr>
-          <w:lang w:val="nl-NL"/>
-        </w:rPr>
-      </w:pPr>
-      <w:bookmarkStart w:id="14" w:name="_Toc220865749"/>
+        <w:pStyle w:val="Kop1"/>
+        <w:rPr>
+          <w:lang w:val="nl-NL"/>
+        </w:rPr>
+      </w:pPr>
+      <w:bookmarkStart w:id="14" w:name="_Toc220877319"/>
       <w:r>
         <w:rPr>
           <w:lang w:val="nl-NL"/>
@@ -3760,7 +3678,7 @@
     </w:p>
     <w:tbl>
       <w:tblPr>
-        <w:tblStyle w:val="TableGrid"/>
+        <w:tblStyle w:val="Tabelraster"/>
         <w:tblW w:w="0" w:type="auto"/>
         <w:tblLook w:val="04A0" w:firstRow="1" w:lastRow="0" w:firstColumn="1" w:lastColumn="0" w:noHBand="0" w:noVBand="1"/>
       </w:tblPr>
@@ -3855,13 +3773,7 @@
               <w:t>4</w:t>
             </w:r>
             <w:r>
-              <w:t>-</w:t>
-            </w:r>
-            <w:r>
-              <w:t>11</w:t>
-            </w:r>
-            <w:r>
-              <w:t>-2025</w:t>
+              <w:t>-11-2025</w:t>
             </w:r>
           </w:p>
         </w:tc>
@@ -3909,13 +3821,7 @@
               <w:rPr>
                 <w:lang w:val="nl-NL"/>
               </w:rPr>
-              <w:t xml:space="preserve"> document,</w:t>
-            </w:r>
-            <w:r>
-              <w:rPr>
-                <w:lang w:val="nl-NL"/>
-              </w:rPr>
-              <w:t xml:space="preserve"> eindmarkt interview toegevoegd</w:t>
+              <w:t xml:space="preserve"> document, eindmarkt interview toegevoegd</w:t>
             </w:r>
           </w:p>
         </w:tc>
@@ -3925,13 +3831,7 @@
           </w:tcPr>
           <w:p>
             <w:r>
-              <w:t>2</w:t>
-            </w:r>
-            <w:r>
-              <w:t>9</w:t>
-            </w:r>
-            <w:r>
-              <w:t>-01-2026</w:t>
+              <w:t>29-01-2026</w:t>
             </w:r>
           </w:p>
         </w:tc>
@@ -4006,7 +3906,7 @@
   <w:sdt>
     <w:sdtPr>
       <w:rPr>
-        <w:rStyle w:val="PageNumber"/>
+        <w:rStyle w:val="Paginanummer"/>
       </w:rPr>
       <w:id w:val="935251502"/>
       <w:docPartObj>
@@ -4017,33 +3917,33 @@
     <w:sdtContent>
       <w:p>
         <w:pPr>
-          <w:pStyle w:val="Footer"/>
+          <w:pStyle w:val="Voettekst"/>
           <w:framePr w:wrap="none" w:vAnchor="text" w:hAnchor="margin" w:xAlign="right" w:y="1"/>
           <w:rPr>
-            <w:rStyle w:val="PageNumber"/>
+            <w:rStyle w:val="Paginanummer"/>
           </w:rPr>
         </w:pPr>
         <w:r>
           <w:rPr>
-            <w:rStyle w:val="PageNumber"/>
+            <w:rStyle w:val="Paginanummer"/>
           </w:rPr>
           <w:fldChar w:fldCharType="begin"/>
         </w:r>
         <w:r>
           <w:rPr>
-            <w:rStyle w:val="PageNumber"/>
+            <w:rStyle w:val="Paginanummer"/>
           </w:rPr>
           <w:instrText xml:space="preserve"> PAGE </w:instrText>
         </w:r>
         <w:r>
           <w:rPr>
-            <w:rStyle w:val="PageNumber"/>
+            <w:rStyle w:val="Paginanummer"/>
           </w:rPr>
           <w:fldChar w:fldCharType="separate"/>
         </w:r>
         <w:r>
           <w:rPr>
-            <w:rStyle w:val="PageNumber"/>
+            <w:rStyle w:val="Paginanummer"/>
           </w:rPr>
           <w:fldChar w:fldCharType="end"/>
         </w:r>
@@ -4052,7 +3952,7 @@
   </w:sdt>
   <w:p>
     <w:pPr>
-      <w:pStyle w:val="Footer"/>
+      <w:pStyle w:val="Voettekst"/>
       <w:ind w:right="360"/>
     </w:pPr>
   </w:p>
@@ -4064,7 +3964,7 @@
   <w:sdt>
     <w:sdtPr>
       <w:rPr>
-        <w:rStyle w:val="PageNumber"/>
+        <w:rStyle w:val="Paginanummer"/>
       </w:rPr>
       <w:id w:val="-193846678"/>
       <w:docPartObj>
@@ -4075,40 +3975,40 @@
     <w:sdtContent>
       <w:p>
         <w:pPr>
-          <w:pStyle w:val="Footer"/>
+          <w:pStyle w:val="Voettekst"/>
           <w:framePr w:wrap="none" w:vAnchor="text" w:hAnchor="margin" w:xAlign="right" w:y="1"/>
           <w:rPr>
-            <w:rStyle w:val="PageNumber"/>
+            <w:rStyle w:val="Paginanummer"/>
           </w:rPr>
         </w:pPr>
         <w:r>
           <w:rPr>
-            <w:rStyle w:val="PageNumber"/>
+            <w:rStyle w:val="Paginanummer"/>
           </w:rPr>
           <w:fldChar w:fldCharType="begin"/>
         </w:r>
         <w:r>
           <w:rPr>
-            <w:rStyle w:val="PageNumber"/>
+            <w:rStyle w:val="Paginanummer"/>
           </w:rPr>
           <w:instrText xml:space="preserve"> PAGE </w:instrText>
         </w:r>
         <w:r>
           <w:rPr>
-            <w:rStyle w:val="PageNumber"/>
+            <w:rStyle w:val="Paginanummer"/>
           </w:rPr>
           <w:fldChar w:fldCharType="separate"/>
         </w:r>
         <w:r>
           <w:rPr>
-            <w:rStyle w:val="PageNumber"/>
+            <w:rStyle w:val="Paginanummer"/>
             <w:noProof/>
           </w:rPr>
           <w:t>1</w:t>
         </w:r>
         <w:r>
           <w:rPr>
-            <w:rStyle w:val="PageNumber"/>
+            <w:rStyle w:val="Paginanummer"/>
           </w:rPr>
           <w:fldChar w:fldCharType="end"/>
         </w:r>
@@ -4117,7 +4017,7 @@
   </w:sdt>
   <w:p>
     <w:pPr>
-      <w:pStyle w:val="Footer"/>
+      <w:pStyle w:val="Voettekst"/>
       <w:ind w:right="360"/>
     </w:pPr>
   </w:p>
@@ -4943,15 +4843,15 @@
     <w:lsdException w:name="Unresolved Mention" w:semiHidden="1" w:unhideWhenUsed="1"/>
     <w:lsdException w:name="Smart Link" w:semiHidden="1" w:unhideWhenUsed="1"/>
   </w:latentStyles>
-  <w:style w:type="paragraph" w:default="1" w:styleId="Normal">
+  <w:style w:type="paragraph" w:default="1" w:styleId="Standaard">
     <w:name w:val="Normal"/>
     <w:qFormat/>
   </w:style>
-  <w:style w:type="paragraph" w:styleId="Heading1">
+  <w:style w:type="paragraph" w:styleId="Kop1">
     <w:name w:val="heading 1"/>
-    <w:basedOn w:val="Normal"/>
-    <w:next w:val="Normal"/>
-    <w:link w:val="Heading1Char"/>
+    <w:basedOn w:val="Standaard"/>
+    <w:next w:val="Standaard"/>
+    <w:link w:val="Kop1Char"/>
     <w:uiPriority w:val="9"/>
     <w:qFormat/>
     <w:rsid w:val="002F75D6"/>
@@ -4968,11 +4868,11 @@
       <w:szCs w:val="40"/>
     </w:rPr>
   </w:style>
-  <w:style w:type="paragraph" w:styleId="Heading2">
+  <w:style w:type="paragraph" w:styleId="Kop2">
     <w:name w:val="heading 2"/>
-    <w:basedOn w:val="Normal"/>
-    <w:next w:val="Normal"/>
-    <w:link w:val="Heading2Char"/>
+    <w:basedOn w:val="Standaard"/>
+    <w:next w:val="Standaard"/>
+    <w:link w:val="Kop2Char"/>
     <w:uiPriority w:val="9"/>
     <w:unhideWhenUsed/>
     <w:qFormat/>
@@ -4990,11 +4890,11 @@
       <w:szCs w:val="32"/>
     </w:rPr>
   </w:style>
-  <w:style w:type="paragraph" w:styleId="Heading3">
+  <w:style w:type="paragraph" w:styleId="Kop3">
     <w:name w:val="heading 3"/>
-    <w:basedOn w:val="Normal"/>
-    <w:next w:val="Normal"/>
-    <w:link w:val="Heading3Char"/>
+    <w:basedOn w:val="Standaard"/>
+    <w:next w:val="Standaard"/>
+    <w:link w:val="Kop3Char"/>
     <w:uiPriority w:val="9"/>
     <w:semiHidden/>
     <w:unhideWhenUsed/>
@@ -5013,11 +4913,11 @@
       <w:szCs w:val="28"/>
     </w:rPr>
   </w:style>
-  <w:style w:type="paragraph" w:styleId="Heading4">
+  <w:style w:type="paragraph" w:styleId="Kop4">
     <w:name w:val="heading 4"/>
-    <w:basedOn w:val="Normal"/>
-    <w:next w:val="Normal"/>
-    <w:link w:val="Heading4Char"/>
+    <w:basedOn w:val="Standaard"/>
+    <w:next w:val="Standaard"/>
+    <w:link w:val="Kop4Char"/>
     <w:uiPriority w:val="9"/>
     <w:semiHidden/>
     <w:unhideWhenUsed/>
@@ -5036,11 +4936,11 @@
       <w:color w:val="0F4761" w:themeColor="accent1" w:themeShade="BF"/>
     </w:rPr>
   </w:style>
-  <w:style w:type="paragraph" w:styleId="Heading5">
+  <w:style w:type="paragraph" w:styleId="Kop5">
     <w:name w:val="heading 5"/>
-    <w:basedOn w:val="Normal"/>
-    <w:next w:val="Normal"/>
-    <w:link w:val="Heading5Char"/>
+    <w:basedOn w:val="Standaard"/>
+    <w:next w:val="Standaard"/>
+    <w:link w:val="Kop5Char"/>
     <w:uiPriority w:val="9"/>
     <w:semiHidden/>
     <w:unhideWhenUsed/>
@@ -5057,11 +4957,11 @@
       <w:color w:val="0F4761" w:themeColor="accent1" w:themeShade="BF"/>
     </w:rPr>
   </w:style>
-  <w:style w:type="paragraph" w:styleId="Heading6">
+  <w:style w:type="paragraph" w:styleId="Kop6">
     <w:name w:val="heading 6"/>
-    <w:basedOn w:val="Normal"/>
-    <w:next w:val="Normal"/>
-    <w:link w:val="Heading6Char"/>
+    <w:basedOn w:val="Standaard"/>
+    <w:next w:val="Standaard"/>
+    <w:link w:val="Kop6Char"/>
     <w:uiPriority w:val="9"/>
     <w:semiHidden/>
     <w:unhideWhenUsed/>
@@ -5080,11 +4980,11 @@
       <w:color w:val="595959" w:themeColor="text1" w:themeTint="A6"/>
     </w:rPr>
   </w:style>
-  <w:style w:type="paragraph" w:styleId="Heading7">
+  <w:style w:type="paragraph" w:styleId="Kop7">
     <w:name w:val="heading 7"/>
-    <w:basedOn w:val="Normal"/>
-    <w:next w:val="Normal"/>
-    <w:link w:val="Heading7Char"/>
+    <w:basedOn w:val="Standaard"/>
+    <w:next w:val="Standaard"/>
+    <w:link w:val="Kop7Char"/>
     <w:uiPriority w:val="9"/>
     <w:semiHidden/>
     <w:unhideWhenUsed/>
@@ -5101,11 +5001,11 @@
       <w:color w:val="595959" w:themeColor="text1" w:themeTint="A6"/>
     </w:rPr>
   </w:style>
-  <w:style w:type="paragraph" w:styleId="Heading8">
+  <w:style w:type="paragraph" w:styleId="Kop8">
     <w:name w:val="heading 8"/>
-    <w:basedOn w:val="Normal"/>
-    <w:next w:val="Normal"/>
-    <w:link w:val="Heading8Char"/>
+    <w:basedOn w:val="Standaard"/>
+    <w:next w:val="Standaard"/>
+    <w:link w:val="Kop8Char"/>
     <w:uiPriority w:val="9"/>
     <w:semiHidden/>
     <w:unhideWhenUsed/>
@@ -5124,11 +5024,11 @@
       <w:color w:val="272727" w:themeColor="text1" w:themeTint="D8"/>
     </w:rPr>
   </w:style>
-  <w:style w:type="paragraph" w:styleId="Heading9">
+  <w:style w:type="paragraph" w:styleId="Kop9">
     <w:name w:val="heading 9"/>
-    <w:basedOn w:val="Normal"/>
-    <w:next w:val="Normal"/>
-    <w:link w:val="Heading9Char"/>
+    <w:basedOn w:val="Standaard"/>
+    <w:next w:val="Standaard"/>
+    <w:link w:val="Kop9Char"/>
     <w:uiPriority w:val="9"/>
     <w:semiHidden/>
     <w:unhideWhenUsed/>
@@ -5145,12 +5045,13 @@
       <w:color w:val="272727" w:themeColor="text1" w:themeTint="D8"/>
     </w:rPr>
   </w:style>
-  <w:style w:type="character" w:default="1" w:styleId="DefaultParagraphFont">
+  <w:style w:type="character" w:default="1" w:styleId="Standaardalinea-lettertype">
     <w:name w:val="Default Paragraph Font"/>
     <w:uiPriority w:val="1"/>
+    <w:semiHidden/>
     <w:unhideWhenUsed/>
   </w:style>
-  <w:style w:type="table" w:default="1" w:styleId="TableNormal">
+  <w:style w:type="table" w:default="1" w:styleId="Standaardtabel">
     <w:name w:val="Normal Table"/>
     <w:uiPriority w:val="99"/>
     <w:semiHidden/>
@@ -5165,16 +5066,16 @@
       </w:tblCellMar>
     </w:tblPr>
   </w:style>
-  <w:style w:type="numbering" w:default="1" w:styleId="NoList">
+  <w:style w:type="numbering" w:default="1" w:styleId="Geenlijst">
     <w:name w:val="No List"/>
     <w:uiPriority w:val="99"/>
     <w:semiHidden/>
     <w:unhideWhenUsed/>
   </w:style>
-  <w:style w:type="character" w:customStyle="1" w:styleId="Heading1Char">
-    <w:name w:val="Heading 1 Char"/>
-    <w:basedOn w:val="DefaultParagraphFont"/>
-    <w:link w:val="Heading1"/>
+  <w:style w:type="character" w:customStyle="1" w:styleId="Kop1Char">
+    <w:name w:val="Kop 1 Char"/>
+    <w:basedOn w:val="Standaardalinea-lettertype"/>
+    <w:link w:val="Kop1"/>
     <w:uiPriority w:val="9"/>
     <w:rsid w:val="002F75D6"/>
     <w:rPr>
@@ -5184,10 +5085,10 @@
       <w:szCs w:val="40"/>
     </w:rPr>
   </w:style>
-  <w:style w:type="character" w:customStyle="1" w:styleId="Heading2Char">
-    <w:name w:val="Heading 2 Char"/>
-    <w:basedOn w:val="DefaultParagraphFont"/>
-    <w:link w:val="Heading2"/>
+  <w:style w:type="character" w:customStyle="1" w:styleId="Kop2Char">
+    <w:name w:val="Kop 2 Char"/>
+    <w:basedOn w:val="Standaardalinea-lettertype"/>
+    <w:link w:val="Kop2"/>
     <w:uiPriority w:val="9"/>
     <w:rsid w:val="002F75D6"/>
     <w:rPr>
@@ -5197,10 +5098,10 @@
       <w:szCs w:val="32"/>
     </w:rPr>
   </w:style>
-  <w:style w:type="character" w:customStyle="1" w:styleId="Heading3Char">
-    <w:name w:val="Heading 3 Char"/>
-    <w:basedOn w:val="DefaultParagraphFont"/>
-    <w:link w:val="Heading3"/>
+  <w:style w:type="character" w:customStyle="1" w:styleId="Kop3Char">
+    <w:name w:val="Kop 3 Char"/>
+    <w:basedOn w:val="Standaardalinea-lettertype"/>
+    <w:link w:val="Kop3"/>
     <w:uiPriority w:val="9"/>
     <w:semiHidden/>
     <w:rsid w:val="002F75D6"/>
@@ -5211,10 +5112,10 @@
       <w:szCs w:val="28"/>
     </w:rPr>
   </w:style>
-  <w:style w:type="character" w:customStyle="1" w:styleId="Heading4Char">
-    <w:name w:val="Heading 4 Char"/>
-    <w:basedOn w:val="DefaultParagraphFont"/>
-    <w:link w:val="Heading4"/>
+  <w:style w:type="character" w:customStyle="1" w:styleId="Kop4Char">
+    <w:name w:val="Kop 4 Char"/>
+    <w:basedOn w:val="Standaardalinea-lettertype"/>
+    <w:link w:val="Kop4"/>
     <w:uiPriority w:val="9"/>
     <w:semiHidden/>
     <w:rsid w:val="002F75D6"/>
@@ -5225,10 +5126,10 @@
       <w:color w:val="0F4761" w:themeColor="accent1" w:themeShade="BF"/>
     </w:rPr>
   </w:style>
-  <w:style w:type="character" w:customStyle="1" w:styleId="Heading5Char">
-    <w:name w:val="Heading 5 Char"/>
-    <w:basedOn w:val="DefaultParagraphFont"/>
-    <w:link w:val="Heading5"/>
+  <w:style w:type="character" w:customStyle="1" w:styleId="Kop5Char">
+    <w:name w:val="Kop 5 Char"/>
+    <w:basedOn w:val="Standaardalinea-lettertype"/>
+    <w:link w:val="Kop5"/>
     <w:uiPriority w:val="9"/>
     <w:semiHidden/>
     <w:rsid w:val="002F75D6"/>
@@ -5237,10 +5138,10 @@
       <w:color w:val="0F4761" w:themeColor="accent1" w:themeShade="BF"/>
     </w:rPr>
   </w:style>
-  <w:style w:type="character" w:customStyle="1" w:styleId="Heading6Char">
-    <w:name w:val="Heading 6 Char"/>
-    <w:basedOn w:val="DefaultParagraphFont"/>
-    <w:link w:val="Heading6"/>
+  <w:style w:type="character" w:customStyle="1" w:styleId="Kop6Char">
+    <w:name w:val="Kop 6 Char"/>
+    <w:basedOn w:val="Standaardalinea-lettertype"/>
+    <w:link w:val="Kop6"/>
     <w:uiPriority w:val="9"/>
     <w:semiHidden/>
     <w:rsid w:val="002F75D6"/>
@@ -5251,10 +5152,10 @@
       <w:color w:val="595959" w:themeColor="text1" w:themeTint="A6"/>
     </w:rPr>
   </w:style>
-  <w:style w:type="character" w:customStyle="1" w:styleId="Heading7Char">
-    <w:name w:val="Heading 7 Char"/>
-    <w:basedOn w:val="DefaultParagraphFont"/>
-    <w:link w:val="Heading7"/>
+  <w:style w:type="character" w:customStyle="1" w:styleId="Kop7Char">
+    <w:name w:val="Kop 7 Char"/>
+    <w:basedOn w:val="Standaardalinea-lettertype"/>
+    <w:link w:val="Kop7"/>
     <w:uiPriority w:val="9"/>
     <w:semiHidden/>
     <w:rsid w:val="002F75D6"/>
@@ -5263,10 +5164,10 @@
       <w:color w:val="595959" w:themeColor="text1" w:themeTint="A6"/>
     </w:rPr>
   </w:style>
-  <w:style w:type="character" w:customStyle="1" w:styleId="Heading8Char">
-    <w:name w:val="Heading 8 Char"/>
-    <w:basedOn w:val="DefaultParagraphFont"/>
-    <w:link w:val="Heading8"/>
+  <w:style w:type="character" w:customStyle="1" w:styleId="Kop8Char">
+    <w:name w:val="Kop 8 Char"/>
+    <w:basedOn w:val="Standaardalinea-lettertype"/>
+    <w:link w:val="Kop8"/>
     <w:uiPriority w:val="9"/>
     <w:semiHidden/>
     <w:rsid w:val="002F75D6"/>
@@ -5277,10 +5178,10 @@
       <w:color w:val="272727" w:themeColor="text1" w:themeTint="D8"/>
     </w:rPr>
   </w:style>
-  <w:style w:type="character" w:customStyle="1" w:styleId="Heading9Char">
-    <w:name w:val="Heading 9 Char"/>
-    <w:basedOn w:val="DefaultParagraphFont"/>
-    <w:link w:val="Heading9"/>
+  <w:style w:type="character" w:customStyle="1" w:styleId="Kop9Char">
+    <w:name w:val="Kop 9 Char"/>
+    <w:basedOn w:val="Standaardalinea-lettertype"/>
+    <w:link w:val="Kop9"/>
     <w:uiPriority w:val="9"/>
     <w:semiHidden/>
     <w:rsid w:val="002F75D6"/>
@@ -5289,11 +5190,11 @@
       <w:color w:val="272727" w:themeColor="text1" w:themeTint="D8"/>
     </w:rPr>
   </w:style>
-  <w:style w:type="paragraph" w:styleId="Title">
+  <w:style w:type="paragraph" w:styleId="Titel">
     <w:name w:val="Title"/>
-    <w:basedOn w:val="Normal"/>
-    <w:next w:val="Normal"/>
-    <w:link w:val="TitleChar"/>
+    <w:basedOn w:val="Standaard"/>
+    <w:next w:val="Standaard"/>
+    <w:link w:val="TitelChar"/>
     <w:uiPriority w:val="10"/>
     <w:qFormat/>
     <w:rsid w:val="002F75D6"/>
@@ -5309,10 +5210,10 @@
       <w:szCs w:val="56"/>
     </w:rPr>
   </w:style>
-  <w:style w:type="character" w:customStyle="1" w:styleId="TitleChar">
-    <w:name w:val="Title Char"/>
-    <w:basedOn w:val="DefaultParagraphFont"/>
-    <w:link w:val="Title"/>
+  <w:style w:type="character" w:customStyle="1" w:styleId="TitelChar">
+    <w:name w:val="Titel Char"/>
+    <w:basedOn w:val="Standaardalinea-lettertype"/>
+    <w:link w:val="Titel"/>
     <w:uiPriority w:val="10"/>
     <w:rsid w:val="002F75D6"/>
     <w:rPr>
@@ -5323,11 +5224,11 @@
       <w:szCs w:val="56"/>
     </w:rPr>
   </w:style>
-  <w:style w:type="paragraph" w:styleId="Subtitle">
+  <w:style w:type="paragraph" w:styleId="Ondertitel">
     <w:name w:val="Subtitle"/>
-    <w:basedOn w:val="Normal"/>
-    <w:next w:val="Normal"/>
-    <w:link w:val="SubtitleChar"/>
+    <w:basedOn w:val="Standaard"/>
+    <w:next w:val="Standaard"/>
+    <w:link w:val="OndertitelChar"/>
     <w:uiPriority w:val="11"/>
     <w:qFormat/>
     <w:rsid w:val="002F75D6"/>
@@ -5344,10 +5245,10 @@
       <w:szCs w:val="28"/>
     </w:rPr>
   </w:style>
-  <w:style w:type="character" w:customStyle="1" w:styleId="SubtitleChar">
-    <w:name w:val="Subtitle Char"/>
-    <w:basedOn w:val="DefaultParagraphFont"/>
-    <w:link w:val="Subtitle"/>
+  <w:style w:type="character" w:customStyle="1" w:styleId="OndertitelChar">
+    <w:name w:val="Ondertitel Char"/>
+    <w:basedOn w:val="Standaardalinea-lettertype"/>
+    <w:link w:val="Ondertitel"/>
     <w:uiPriority w:val="11"/>
     <w:rsid w:val="002F75D6"/>
     <w:rPr>
@@ -5358,11 +5259,11 @@
       <w:szCs w:val="28"/>
     </w:rPr>
   </w:style>
-  <w:style w:type="paragraph" w:styleId="Quote">
+  <w:style w:type="paragraph" w:styleId="Citaat">
     <w:name w:val="Quote"/>
-    <w:basedOn w:val="Normal"/>
-    <w:next w:val="Normal"/>
-    <w:link w:val="QuoteChar"/>
+    <w:basedOn w:val="Standaard"/>
+    <w:next w:val="Standaard"/>
+    <w:link w:val="CitaatChar"/>
     <w:uiPriority w:val="29"/>
     <w:qFormat/>
     <w:rsid w:val="002F75D6"/>
@@ -5376,10 +5277,10 @@
       <w:color w:val="404040" w:themeColor="text1" w:themeTint="BF"/>
     </w:rPr>
   </w:style>
-  <w:style w:type="character" w:customStyle="1" w:styleId="QuoteChar">
-    <w:name w:val="Quote Char"/>
-    <w:basedOn w:val="DefaultParagraphFont"/>
-    <w:link w:val="Quote"/>
+  <w:style w:type="character" w:customStyle="1" w:styleId="CitaatChar">
+    <w:name w:val="Citaat Char"/>
+    <w:basedOn w:val="Standaardalinea-lettertype"/>
+    <w:link w:val="Citaat"/>
     <w:uiPriority w:val="29"/>
     <w:rsid w:val="002F75D6"/>
     <w:rPr>
@@ -5388,9 +5289,9 @@
       <w:color w:val="404040" w:themeColor="text1" w:themeTint="BF"/>
     </w:rPr>
   </w:style>
-  <w:style w:type="paragraph" w:styleId="ListParagraph">
+  <w:style w:type="paragraph" w:styleId="Lijstalinea">
     <w:name w:val="List Paragraph"/>
-    <w:basedOn w:val="Normal"/>
+    <w:basedOn w:val="Standaard"/>
     <w:uiPriority w:val="34"/>
     <w:qFormat/>
     <w:rsid w:val="002F75D6"/>
@@ -5399,9 +5300,9 @@
       <w:contextualSpacing/>
     </w:pPr>
   </w:style>
-  <w:style w:type="character" w:styleId="IntenseEmphasis">
+  <w:style w:type="character" w:styleId="Intensievebenadrukking">
     <w:name w:val="Intense Emphasis"/>
-    <w:basedOn w:val="DefaultParagraphFont"/>
+    <w:basedOn w:val="Standaardalinea-lettertype"/>
     <w:uiPriority w:val="21"/>
     <w:qFormat/>
     <w:rsid w:val="002F75D6"/>
@@ -5411,11 +5312,11 @@
       <w:color w:val="0F4761" w:themeColor="accent1" w:themeShade="BF"/>
     </w:rPr>
   </w:style>
-  <w:style w:type="paragraph" w:styleId="IntenseQuote">
+  <w:style w:type="paragraph" w:styleId="Duidelijkcitaat">
     <w:name w:val="Intense Quote"/>
-    <w:basedOn w:val="Normal"/>
-    <w:next w:val="Normal"/>
-    <w:link w:val="IntenseQuoteChar"/>
+    <w:basedOn w:val="Standaard"/>
+    <w:next w:val="Standaard"/>
+    <w:link w:val="DuidelijkcitaatChar"/>
     <w:uiPriority w:val="30"/>
     <w:qFormat/>
     <w:rsid w:val="002F75D6"/>
@@ -5434,10 +5335,10 @@
       <w:color w:val="0F4761" w:themeColor="accent1" w:themeShade="BF"/>
     </w:rPr>
   </w:style>
-  <w:style w:type="character" w:customStyle="1" w:styleId="IntenseQuoteChar">
-    <w:name w:val="Intense Quote Char"/>
-    <w:basedOn w:val="DefaultParagraphFont"/>
-    <w:link w:val="IntenseQuote"/>
+  <w:style w:type="character" w:customStyle="1" w:styleId="DuidelijkcitaatChar">
+    <w:name w:val="Duidelijk citaat Char"/>
+    <w:basedOn w:val="Standaardalinea-lettertype"/>
+    <w:link w:val="Duidelijkcitaat"/>
     <w:uiPriority w:val="30"/>
     <w:rsid w:val="002F75D6"/>
     <w:rPr>
@@ -5446,9 +5347,9 @@
       <w:color w:val="0F4761" w:themeColor="accent1" w:themeShade="BF"/>
     </w:rPr>
   </w:style>
-  <w:style w:type="character" w:styleId="IntenseReference">
+  <w:style w:type="character" w:styleId="Intensieveverwijzing">
     <w:name w:val="Intense Reference"/>
-    <w:basedOn w:val="DefaultParagraphFont"/>
+    <w:basedOn w:val="Standaardalinea-lettertype"/>
     <w:uiPriority w:val="32"/>
     <w:qFormat/>
     <w:rsid w:val="002F75D6"/>
@@ -5460,10 +5361,10 @@
       <w:spacing w:val="5"/>
     </w:rPr>
   </w:style>
-  <w:style w:type="paragraph" w:styleId="Footer">
+  <w:style w:type="paragraph" w:styleId="Voettekst">
     <w:name w:val="footer"/>
-    <w:basedOn w:val="Normal"/>
-    <w:link w:val="FooterChar"/>
+    <w:basedOn w:val="Standaard"/>
+    <w:link w:val="VoettekstChar"/>
     <w:uiPriority w:val="99"/>
     <w:unhideWhenUsed/>
     <w:rsid w:val="00A440FD"/>
@@ -5475,25 +5376,25 @@
       <w:spacing w:after="0" w:line="240" w:lineRule="auto"/>
     </w:pPr>
   </w:style>
-  <w:style w:type="character" w:customStyle="1" w:styleId="FooterChar">
-    <w:name w:val="Footer Char"/>
-    <w:basedOn w:val="DefaultParagraphFont"/>
-    <w:link w:val="Footer"/>
+  <w:style w:type="character" w:customStyle="1" w:styleId="VoettekstChar">
+    <w:name w:val="Voettekst Char"/>
+    <w:basedOn w:val="Standaardalinea-lettertype"/>
+    <w:link w:val="Voettekst"/>
     <w:uiPriority w:val="99"/>
     <w:rsid w:val="00A440FD"/>
   </w:style>
-  <w:style w:type="character" w:styleId="PageNumber">
+  <w:style w:type="character" w:styleId="Paginanummer">
     <w:name w:val="page number"/>
-    <w:basedOn w:val="DefaultParagraphFont"/>
+    <w:basedOn w:val="Standaardalinea-lettertype"/>
     <w:uiPriority w:val="99"/>
     <w:semiHidden/>
     <w:unhideWhenUsed/>
     <w:rsid w:val="00A440FD"/>
   </w:style>
-  <w:style w:type="paragraph" w:styleId="TOCHeading">
+  <w:style w:type="paragraph" w:styleId="Kopvaninhoudsopgave">
     <w:name w:val="TOC Heading"/>
-    <w:basedOn w:val="Heading1"/>
-    <w:next w:val="Normal"/>
+    <w:basedOn w:val="Kop1"/>
+    <w:next w:val="Standaard"/>
     <w:uiPriority w:val="39"/>
     <w:unhideWhenUsed/>
     <w:qFormat/>
@@ -5511,10 +5412,10 @@
       <w14:ligatures w14:val="none"/>
     </w:rPr>
   </w:style>
-  <w:style w:type="paragraph" w:styleId="TOC1">
+  <w:style w:type="paragraph" w:styleId="Inhopg1">
     <w:name w:val="toc 1"/>
-    <w:basedOn w:val="Normal"/>
-    <w:next w:val="Normal"/>
+    <w:basedOn w:val="Standaard"/>
+    <w:next w:val="Standaard"/>
     <w:autoRedefine/>
     <w:uiPriority w:val="39"/>
     <w:unhideWhenUsed/>
@@ -5529,10 +5430,10 @@
       <w:iCs/>
     </w:rPr>
   </w:style>
-  <w:style w:type="paragraph" w:styleId="TOC2">
+  <w:style w:type="paragraph" w:styleId="Inhopg2">
     <w:name w:val="toc 2"/>
-    <w:basedOn w:val="Normal"/>
-    <w:next w:val="Normal"/>
+    <w:basedOn w:val="Standaard"/>
+    <w:next w:val="Standaard"/>
     <w:autoRedefine/>
     <w:uiPriority w:val="39"/>
     <w:unhideWhenUsed/>
@@ -5550,7 +5451,7 @@
   </w:style>
   <w:style w:type="character" w:styleId="Hyperlink">
     <w:name w:val="Hyperlink"/>
-    <w:basedOn w:val="DefaultParagraphFont"/>
+    <w:basedOn w:val="Standaardalinea-lettertype"/>
     <w:uiPriority w:val="99"/>
     <w:unhideWhenUsed/>
     <w:rsid w:val="00A440FD"/>
@@ -5559,10 +5460,10 @@
       <w:u w:val="single"/>
     </w:rPr>
   </w:style>
-  <w:style w:type="paragraph" w:styleId="TOC3">
+  <w:style w:type="paragraph" w:styleId="Inhopg3">
     <w:name w:val="toc 3"/>
-    <w:basedOn w:val="Normal"/>
-    <w:next w:val="Normal"/>
+    <w:basedOn w:val="Standaard"/>
+    <w:next w:val="Standaard"/>
     <w:autoRedefine/>
     <w:uiPriority w:val="39"/>
     <w:semiHidden/>
@@ -5577,10 +5478,10 @@
       <w:szCs w:val="20"/>
     </w:rPr>
   </w:style>
-  <w:style w:type="paragraph" w:styleId="TOC4">
+  <w:style w:type="paragraph" w:styleId="Inhopg4">
     <w:name w:val="toc 4"/>
-    <w:basedOn w:val="Normal"/>
-    <w:next w:val="Normal"/>
+    <w:basedOn w:val="Standaard"/>
+    <w:next w:val="Standaard"/>
     <w:autoRedefine/>
     <w:uiPriority w:val="39"/>
     <w:semiHidden/>
@@ -5595,10 +5496,10 @@
       <w:szCs w:val="20"/>
     </w:rPr>
   </w:style>
-  <w:style w:type="paragraph" w:styleId="TOC5">
+  <w:style w:type="paragraph" w:styleId="Inhopg5">
     <w:name w:val="toc 5"/>
-    <w:basedOn w:val="Normal"/>
-    <w:next w:val="Normal"/>
+    <w:basedOn w:val="Standaard"/>
+    <w:next w:val="Standaard"/>
     <w:autoRedefine/>
     <w:uiPriority w:val="39"/>
     <w:semiHidden/>
@@ -5613,10 +5514,10 @@
       <w:szCs w:val="20"/>
     </w:rPr>
   </w:style>
-  <w:style w:type="paragraph" w:styleId="TOC6">
+  <w:style w:type="paragraph" w:styleId="Inhopg6">
     <w:name w:val="toc 6"/>
-    <w:basedOn w:val="Normal"/>
-    <w:next w:val="Normal"/>
+    <w:basedOn w:val="Standaard"/>
+    <w:next w:val="Standaard"/>
     <w:autoRedefine/>
     <w:uiPriority w:val="39"/>
     <w:semiHidden/>
@@ -5631,10 +5532,10 @@
       <w:szCs w:val="20"/>
     </w:rPr>
   </w:style>
-  <w:style w:type="paragraph" w:styleId="TOC7">
+  <w:style w:type="paragraph" w:styleId="Inhopg7">
     <w:name w:val="toc 7"/>
-    <w:basedOn w:val="Normal"/>
-    <w:next w:val="Normal"/>
+    <w:basedOn w:val="Standaard"/>
+    <w:next w:val="Standaard"/>
     <w:autoRedefine/>
     <w:uiPriority w:val="39"/>
     <w:semiHidden/>
@@ -5649,10 +5550,10 @@
       <w:szCs w:val="20"/>
     </w:rPr>
   </w:style>
-  <w:style w:type="paragraph" w:styleId="TOC8">
+  <w:style w:type="paragraph" w:styleId="Inhopg8">
     <w:name w:val="toc 8"/>
-    <w:basedOn w:val="Normal"/>
-    <w:next w:val="Normal"/>
+    <w:basedOn w:val="Standaard"/>
+    <w:next w:val="Standaard"/>
     <w:autoRedefine/>
     <w:uiPriority w:val="39"/>
     <w:semiHidden/>
@@ -5667,10 +5568,10 @@
       <w:szCs w:val="20"/>
     </w:rPr>
   </w:style>
-  <w:style w:type="paragraph" w:styleId="TOC9">
+  <w:style w:type="paragraph" w:styleId="Inhopg9">
     <w:name w:val="toc 9"/>
-    <w:basedOn w:val="Normal"/>
-    <w:next w:val="Normal"/>
+    <w:basedOn w:val="Standaard"/>
+    <w:next w:val="Standaard"/>
     <w:autoRedefine/>
     <w:uiPriority w:val="39"/>
     <w:semiHidden/>
@@ -5685,9 +5586,9 @@
       <w:szCs w:val="20"/>
     </w:rPr>
   </w:style>
-  <w:style w:type="table" w:styleId="TableGrid">
+  <w:style w:type="table" w:styleId="Tabelraster">
     <w:name w:val="Table Grid"/>
-    <w:basedOn w:val="TableNormal"/>
+    <w:basedOn w:val="Standaardtabel"/>
     <w:uiPriority w:val="39"/>
     <w:rsid w:val="00760283"/>
     <w:pPr>
